--- a/labs/lab08.docx
+++ b/labs/lab08.docx
@@ -301,7 +301,25 @@
         <w:t>T</w:t>
       </w:r>
       <w:r>
-        <w:t xml:space="preserve">his contains about 100 reviews that are not in the training data. The validation data can be used for checking the accuracy of our programs, because it has not already been used for training. In this lab, the validation data is used only in the optional extension, not in the required portion of the lab. </w:t>
+        <w:t xml:space="preserve">his contains about 100 reviews that are not in the training data. The validation data can be used for checking the accuracy of our programs, because it has not already been used for training. In this lab, the validation data is used </w:t>
+      </w:r>
+      <w:r>
+        <w:t>primarily</w:t>
+      </w:r>
+      <w:r>
+        <w:t xml:space="preserve"> in the optional extension</w:t>
+      </w:r>
+      <w:r>
+        <w:t xml:space="preserve">; except for a superficial examination, the </w:t>
+      </w:r>
+      <w:r>
+        <w:t>validation data</w:t>
+      </w:r>
+      <w:r>
+        <w:t xml:space="preserve"> is not needed for</w:t>
+      </w:r>
+      <w:r>
+        <w:t xml:space="preserve"> the required portion of the lab. </w:t>
       </w:r>
     </w:p>
     <w:p>
@@ -321,9 +339,18 @@
         <w:t xml:space="preserve">. </w:t>
       </w:r>
       <w:r>
-        <w:t>Extract these files and place them in your lab</w:t>
-      </w:r>
-      <w:r>
+        <w:t xml:space="preserve">Extract these files and place them in your </w:t>
+      </w:r>
+      <w:r>
+        <w:rPr>
+          <w:rStyle w:val="codeChar"/>
+        </w:rPr>
+        <w:t>lab</w:t>
+      </w:r>
+      <w:r>
+        <w:rPr>
+          <w:rStyle w:val="codeChar"/>
+        </w:rPr>
         <w:t>8</w:t>
       </w:r>
       <w:r>
@@ -332,6 +359,7 @@
     </w:p>
     <w:p>
       <w:r>
+        <w:lastRenderedPageBreak/>
         <w:t xml:space="preserve">All three files store reviews in the same format. </w:t>
       </w:r>
       <w:r>
@@ -462,513 +490,602 @@
           <w:bCs/>
         </w:rPr>
       </w:pPr>
-    </w:p>
-    <w:p>
       <w:r>
         <w:rPr>
           <w:b/>
           <w:bCs/>
         </w:rPr>
-        <w:t xml:space="preserve">Qu 1. </w:t>
-      </w:r>
-      <w:r>
-        <w:t xml:space="preserve">Write a function </w:t>
-      </w:r>
-      <w:r>
-        <w:rPr>
-          <w:rStyle w:val="codeChar"/>
-        </w:rPr>
-        <w:t>print_first_line()</w:t>
-      </w:r>
-      <w:r>
-        <w:t xml:space="preserve">. This function should open the </w:t>
-      </w:r>
-      <w:r>
-        <w:rPr>
-          <w:rStyle w:val="codeChar"/>
-        </w:rPr>
-        <w:t>training.txt</w:t>
-      </w:r>
-      <w:r>
-        <w:t xml:space="preserve"> </w:t>
-      </w:r>
-      <w:r>
-        <w:t>file, read the first line, print the first line, then close the file.</w:t>
-      </w:r>
-    </w:p>
-    <w:p>
-      <w:r>
-        <w:t>Here is some code that counts the lines in the</w:t>
-      </w:r>
-      <w:r>
-        <w:rPr>
-          <w:rStyle w:val="TitleChar"/>
-        </w:rPr>
-        <w:t xml:space="preserve"> </w:t>
-      </w:r>
-      <w:r>
-        <w:rPr>
-          <w:rStyle w:val="codeChar"/>
-        </w:rPr>
-        <w:t>training.txt</w:t>
-      </w:r>
-      <w:r>
-        <w:t xml:space="preserve"> </w:t>
-      </w:r>
-      <w:r>
-        <w:t>file.</w:t>
-      </w:r>
-    </w:p>
-    <w:p>
-      <w:pPr>
-        <w:pStyle w:val="code"/>
-        <w:pBdr>
-          <w:top w:val="single" w:sz="4" w:space="1" w:color="auto"/>
-          <w:left w:val="single" w:sz="4" w:space="4" w:color="auto"/>
-          <w:bottom w:val="single" w:sz="4" w:space="1" w:color="auto"/>
-          <w:right w:val="single" w:sz="4" w:space="4" w:color="auto"/>
-        </w:pBdr>
-      </w:pPr>
-      <w:r>
-        <w:t>file = open('training.txt')</w:t>
-      </w:r>
-    </w:p>
-    <w:p>
-      <w:pPr>
-        <w:pStyle w:val="code"/>
-        <w:pBdr>
-          <w:top w:val="single" w:sz="4" w:space="1" w:color="auto"/>
-          <w:left w:val="single" w:sz="4" w:space="4" w:color="auto"/>
-          <w:bottom w:val="single" w:sz="4" w:space="1" w:color="auto"/>
-          <w:right w:val="single" w:sz="4" w:space="4" w:color="auto"/>
-        </w:pBdr>
-      </w:pPr>
-      <w:r>
-        <w:t>count = 0</w:t>
-      </w:r>
-    </w:p>
-    <w:p>
-      <w:pPr>
-        <w:pStyle w:val="code"/>
-        <w:pBdr>
-          <w:top w:val="single" w:sz="4" w:space="1" w:color="auto"/>
-          <w:left w:val="single" w:sz="4" w:space="4" w:color="auto"/>
-          <w:bottom w:val="single" w:sz="4" w:space="1" w:color="auto"/>
-          <w:right w:val="single" w:sz="4" w:space="4" w:color="auto"/>
-        </w:pBdr>
-      </w:pPr>
-      <w:r>
-        <w:t>line = file.readline()</w:t>
-      </w:r>
-    </w:p>
-    <w:p>
-      <w:pPr>
-        <w:pStyle w:val="code"/>
-        <w:pBdr>
-          <w:top w:val="single" w:sz="4" w:space="1" w:color="auto"/>
-          <w:left w:val="single" w:sz="4" w:space="4" w:color="auto"/>
-          <w:bottom w:val="single" w:sz="4" w:space="1" w:color="auto"/>
-          <w:right w:val="single" w:sz="4" w:space="4" w:color="auto"/>
-        </w:pBdr>
-      </w:pPr>
-      <w:r>
-        <w:t>while line != '':</w:t>
-      </w:r>
-    </w:p>
-    <w:p>
-      <w:pPr>
-        <w:pStyle w:val="code"/>
-        <w:pBdr>
-          <w:top w:val="single" w:sz="4" w:space="1" w:color="auto"/>
-          <w:left w:val="single" w:sz="4" w:space="4" w:color="auto"/>
-          <w:bottom w:val="single" w:sz="4" w:space="1" w:color="auto"/>
-          <w:right w:val="single" w:sz="4" w:space="4" w:color="auto"/>
-        </w:pBdr>
-      </w:pPr>
-      <w:r>
-        <w:t xml:space="preserve">    count = count + 1</w:t>
-      </w:r>
-    </w:p>
-    <w:p>
-      <w:pPr>
-        <w:pStyle w:val="code"/>
-        <w:pBdr>
-          <w:top w:val="single" w:sz="4" w:space="1" w:color="auto"/>
-          <w:left w:val="single" w:sz="4" w:space="4" w:color="auto"/>
-          <w:bottom w:val="single" w:sz="4" w:space="1" w:color="auto"/>
-          <w:right w:val="single" w:sz="4" w:space="4" w:color="auto"/>
-        </w:pBdr>
-      </w:pPr>
-      <w:r>
-        <w:t xml:space="preserve">    line = file.readline()</w:t>
-      </w:r>
-    </w:p>
-    <w:p>
-      <w:pPr>
-        <w:pStyle w:val="code"/>
-        <w:pBdr>
-          <w:top w:val="single" w:sz="4" w:space="1" w:color="auto"/>
-          <w:left w:val="single" w:sz="4" w:space="4" w:color="auto"/>
-          <w:bottom w:val="single" w:sz="4" w:space="1" w:color="auto"/>
-          <w:right w:val="single" w:sz="4" w:space="4" w:color="auto"/>
-        </w:pBdr>
-      </w:pPr>
-      <w:r>
-        <w:t>file.close()</w:t>
-      </w:r>
-    </w:p>
-    <w:p>
-      <w:pPr>
-        <w:pStyle w:val="code"/>
-        <w:pBdr>
-          <w:top w:val="single" w:sz="4" w:space="1" w:color="auto"/>
-          <w:left w:val="single" w:sz="4" w:space="4" w:color="auto"/>
-          <w:bottom w:val="single" w:sz="4" w:space="1" w:color="auto"/>
-          <w:right w:val="single" w:sz="4" w:space="4" w:color="auto"/>
-        </w:pBdr>
-      </w:pPr>
-      <w:r>
-        <w:t>print('training.txt has ' + str(count) + ' lines.')</w:t>
-      </w:r>
-    </w:p>
-    <w:p>
-      <w:pPr>
+        <w:t>Important reminder:</w:t>
+      </w:r>
+      <w:r>
         <w:rPr>
           <w:b/>
           <w:bCs/>
         </w:rPr>
-      </w:pPr>
-    </w:p>
-    <w:p>
+        <w:t xml:space="preserve"> </w:t>
+      </w:r>
       <w:r>
         <w:rPr>
           <w:b/>
           <w:bCs/>
         </w:rPr>
-        <w:t>Qu 2.</w:t>
-      </w:r>
-      <w:r>
-        <w:t xml:space="preserve"> Encapsulate and generalize this code by </w:t>
-      </w:r>
-      <w:r>
-        <w:t>extracting it into</w:t>
-      </w:r>
-      <w:r>
-        <w:t xml:space="preserve"> a function with the signature </w:t>
-      </w:r>
-      <w:r>
-        <w:rPr>
-          <w:rStyle w:val="codeChar"/>
-        </w:rPr>
-        <w:t>count_lines(filename)</w:t>
-      </w:r>
-      <w:r>
-        <w:t xml:space="preserve">. This function should print the number of lines in the file named by the string parameter </w:t>
-      </w:r>
-      <w:r>
-        <w:rPr>
-          <w:rStyle w:val="codeChar"/>
-        </w:rPr>
-        <w:t>filename</w:t>
-      </w:r>
-      <w:r>
-        <w:t>.</w:t>
-      </w:r>
-    </w:p>
-    <w:p>
-      <w:pPr>
+        <w:t>U</w:t>
+      </w:r>
+      <w:r>
         <w:rPr>
           <w:b/>
           <w:bCs/>
         </w:rPr>
-      </w:pPr>
-    </w:p>
-    <w:p>
+        <w:t xml:space="preserve">se </w:t>
+      </w:r>
       <w:r>
         <w:rPr>
           <w:b/>
           <w:bCs/>
         </w:rPr>
-        <w:t>Qu 3.</w:t>
-      </w:r>
-      <w:r>
-        <w:t xml:space="preserve"> (Answer </w:t>
-      </w:r>
-      <w:r>
-        <w:t>in</w:t>
-      </w:r>
-      <w:r>
-        <w:t xml:space="preserve"> responses document.) Use the function you wrote in the previous question to determine the number of lines in </w:t>
-      </w:r>
-      <w:r>
-        <w:rPr>
-          <w:rStyle w:val="codeChar"/>
-        </w:rPr>
-        <w:t>training.txt</w:t>
-      </w:r>
-      <w:r>
-        <w:t xml:space="preserve">, </w:t>
-      </w:r>
-      <w:r>
-        <w:rPr>
-          <w:rStyle w:val="codeChar"/>
-        </w:rPr>
-        <w:t>toy.txt</w:t>
-      </w:r>
-      <w:r>
-        <w:t>, and</w:t>
-      </w:r>
-      <w:r>
-        <w:t xml:space="preserve"> </w:t>
-      </w:r>
-      <w:r>
-        <w:rPr>
-          <w:rStyle w:val="codeChar"/>
-        </w:rPr>
-        <w:t>validation.txt</w:t>
-      </w:r>
-      <w:r>
-        <w:t>. Record the results as your answer to this question.</w:t>
-      </w:r>
-    </w:p>
-    <w:p>
-      <w:pPr>
+        <w:t xml:space="preserve">ONLY </w:t>
+      </w:r>
+      <w:r>
         <w:rPr>
           <w:b/>
           <w:bCs/>
         </w:rPr>
-      </w:pPr>
+        <w:t xml:space="preserve">tools </w:t>
+      </w:r>
       <w:r>
         <w:rPr>
           <w:b/>
           <w:bCs/>
         </w:rPr>
-        <w:br w:type="page"/>
-      </w:r>
-    </w:p>
-    <w:p>
+        <w:t>and</w:t>
+      </w:r>
       <w:r>
         <w:rPr>
           <w:b/>
           <w:bCs/>
         </w:rPr>
-        <w:t>Qu 4.</w:t>
-      </w:r>
-      <w:r>
-        <w:t xml:space="preserve"> Write a function with the signature </w:t>
-      </w:r>
-      <w:r>
-        <w:rPr>
-          <w:rStyle w:val="codeChar"/>
-        </w:rPr>
-        <w:t>get_rating(line)</w:t>
-      </w:r>
-      <w:r>
-        <w:t xml:space="preserve">. This function should accept a single string parameter </w:t>
-      </w:r>
-      <w:r>
-        <w:rPr>
-          <w:rStyle w:val="codeChar"/>
-        </w:rPr>
-        <w:t>line</w:t>
-      </w:r>
-      <w:r>
-        <w:t xml:space="preserve">, representing one line of text from the </w:t>
-      </w:r>
-      <w:r>
-        <w:t>dataset</w:t>
-      </w:r>
-      <w:r>
-        <w:t xml:space="preserve">. It returns an integer, which is the numerical rating given at the start of the line. For example, when </w:t>
-      </w:r>
-      <w:r>
-        <w:rPr>
-          <w:rStyle w:val="codeChar"/>
-        </w:rPr>
-        <w:t>line</w:t>
-      </w:r>
-      <w:r>
-        <w:t xml:space="preserve"> is the second line of </w:t>
-      </w:r>
-      <w:r>
-        <w:rPr>
-          <w:rStyle w:val="codeChar"/>
-        </w:rPr>
-        <w:t>training.txt</w:t>
-      </w:r>
-      <w:r>
-        <w:t xml:space="preserve"> </w:t>
-      </w:r>
-      <w:r>
-        <w:t xml:space="preserve">as shown above, the function returns the integer </w:t>
-      </w:r>
-      <w:r>
-        <w:rPr>
-          <w:rStyle w:val="codeChar"/>
-        </w:rPr>
-        <w:t>4</w:t>
-      </w:r>
-      <w:r>
-        <w:t>. Hint: use string indexing.</w:t>
-      </w:r>
-    </w:p>
-    <w:p>
-      <w:r>
-        <w:t>The following test</w:t>
-      </w:r>
-      <w:r>
-        <w:t xml:space="preserve"> function</w:t>
-      </w:r>
-      <w:r>
-        <w:t xml:space="preserve"> can be used to test the correctness of your function.</w:t>
-      </w:r>
-    </w:p>
-    <w:p>
-      <w:pPr>
-        <w:pStyle w:val="code"/>
-        <w:pBdr>
-          <w:top w:val="single" w:sz="4" w:space="1" w:color="auto"/>
-          <w:left w:val="single" w:sz="4" w:space="4" w:color="auto"/>
-          <w:bottom w:val="single" w:sz="4" w:space="1" w:color="auto"/>
-          <w:right w:val="single" w:sz="4" w:space="4" w:color="auto"/>
-        </w:pBdr>
-      </w:pPr>
-      <w:r>
-        <w:t>def test_get_rating():</w:t>
-      </w:r>
-    </w:p>
-    <w:p>
-      <w:pPr>
-        <w:pStyle w:val="code"/>
-        <w:pBdr>
-          <w:top w:val="single" w:sz="4" w:space="1" w:color="auto"/>
-          <w:left w:val="single" w:sz="4" w:space="4" w:color="auto"/>
-          <w:bottom w:val="single" w:sz="4" w:space="1" w:color="auto"/>
-          <w:right w:val="single" w:sz="4" w:space="4" w:color="auto"/>
-        </w:pBdr>
-      </w:pPr>
-      <w:r>
-        <w:t xml:space="preserve">    assert get_rating('4 I laughed, I cried, it was better than cats.') == 4</w:t>
-      </w:r>
-    </w:p>
-    <w:p>
-      <w:pPr>
-        <w:pStyle w:val="code"/>
-        <w:pBdr>
-          <w:top w:val="single" w:sz="4" w:space="1" w:color="auto"/>
-          <w:left w:val="single" w:sz="4" w:space="4" w:color="auto"/>
-          <w:bottom w:val="single" w:sz="4" w:space="1" w:color="auto"/>
-          <w:right w:val="single" w:sz="4" w:space="4" w:color="auto"/>
-        </w:pBdr>
-      </w:pPr>
-      <w:r>
-        <w:t xml:space="preserve">    assert get_rating('0 Two thumbs down.') == 0</w:t>
-      </w:r>
-    </w:p>
-    <w:p>
-      <w:pPr>
-        <w:pStyle w:val="code"/>
-        <w:pBdr>
-          <w:top w:val="single" w:sz="4" w:space="1" w:color="auto"/>
-          <w:left w:val="single" w:sz="4" w:space="4" w:color="auto"/>
-          <w:bottom w:val="single" w:sz="4" w:space="1" w:color="auto"/>
-          <w:right w:val="single" w:sz="4" w:space="4" w:color="auto"/>
-        </w:pBdr>
-      </w:pPr>
-      <w:r>
-        <w:t xml:space="preserve">    print('get_rating passed tests')</w:t>
-      </w:r>
-    </w:p>
-    <w:p>
+        <w:t xml:space="preserve"> techniques that have been studied in our class. </w:t>
+      </w:r>
       <w:r>
         <w:rPr>
           <w:b/>
           <w:bCs/>
         </w:rPr>
-        <w:t>Qu 5.</w:t>
-      </w:r>
-      <w:r>
-        <w:t xml:space="preserve"> Write a function with the signature </w:t>
-      </w:r>
-      <w:r>
-        <w:rPr>
-          <w:rStyle w:val="codeChar"/>
-        </w:rPr>
-        <w:t>get_r</w:t>
-      </w:r>
-      <w:r>
-        <w:rPr>
-          <w:rStyle w:val="codeChar"/>
-        </w:rPr>
-        <w:t>eview</w:t>
-      </w:r>
-      <w:r>
-        <w:rPr>
-          <w:rStyle w:val="codeChar"/>
-        </w:rPr>
-        <w:t>(line)</w:t>
-      </w:r>
-      <w:r>
-        <w:t xml:space="preserve">. This function should accept a single string parameter </w:t>
-      </w:r>
-      <w:r>
-        <w:rPr>
-          <w:rStyle w:val="codeChar"/>
-        </w:rPr>
-        <w:t>line</w:t>
-      </w:r>
-      <w:r>
-        <w:t xml:space="preserve">, representing one line of text from the </w:t>
-      </w:r>
-      <w:r>
-        <w:t>dataset</w:t>
-      </w:r>
-      <w:r>
-        <w:t xml:space="preserve">. It returns a string, which is text of the review, excluding the initial numerical rating and space character. For example, when </w:t>
-      </w:r>
-      <w:r>
-        <w:rPr>
-          <w:rStyle w:val="codeChar"/>
-        </w:rPr>
-        <w:t>line</w:t>
-      </w:r>
-      <w:r>
-        <w:t xml:space="preserve"> is </w:t>
-      </w:r>
-    </w:p>
-    <w:p>
-      <w:pPr>
-        <w:pStyle w:val="code"/>
-        <w:jc w:val="center"/>
-      </w:pPr>
-      <w:r>
-        <w:t>4 This quiet, introspective and entertaining independent is worth seeking</w:t>
-      </w:r>
-      <w:r>
-        <w:t>.</w:t>
-      </w:r>
-    </w:p>
-    <w:p>
-      <w:r>
-        <w:t xml:space="preserve">the function returns </w:t>
-      </w:r>
-      <w:r>
-        <w:rPr>
-          <w:rStyle w:val="codeChar"/>
-        </w:rPr>
-        <w:t>'This quiet, introspective and entertaining independent is worth seeking.'</w:t>
-      </w:r>
-      <w:r>
-        <w:t>. Hint: use string slicing.</w:t>
-      </w:r>
-    </w:p>
-    <w:p/>
-    <w:p>
-      <w:r>
+        <w:t>If you are unsure, ask the instructor or a QRA.</w:t>
+      </w:r>
+    </w:p>
+    <w:p>
+      <w:pPr>
         <w:rPr>
           <w:b/>
           <w:bCs/>
         </w:rPr>
+      </w:pPr>
+    </w:p>
+    <w:p>
+      <w:r>
+        <w:rPr>
+          <w:b/>
+          <w:bCs/>
+        </w:rPr>
+        <w:t xml:space="preserve">Qu 1. </w:t>
+      </w:r>
+      <w:r>
+        <w:t xml:space="preserve">Write a function </w:t>
+      </w:r>
+      <w:r>
+        <w:rPr>
+          <w:rStyle w:val="codeChar"/>
+        </w:rPr>
+        <w:t>print_first_line()</w:t>
+      </w:r>
+      <w:r>
+        <w:t xml:space="preserve">. This function should open the </w:t>
+      </w:r>
+      <w:r>
+        <w:rPr>
+          <w:rStyle w:val="codeChar"/>
+        </w:rPr>
+        <w:t>training.txt</w:t>
+      </w:r>
+      <w:r>
+        <w:t xml:space="preserve"> </w:t>
+      </w:r>
+      <w:r>
+        <w:t>file, read the first line, print the first line, then close the file.</w:t>
+      </w:r>
+    </w:p>
+    <w:p>
+      <w:r>
+        <w:t>For the next question, consider the following</w:t>
+      </w:r>
+      <w:r>
+        <w:t xml:space="preserve"> code</w:t>
+      </w:r>
+      <w:r>
+        <w:t>, which</w:t>
+      </w:r>
+      <w:r>
+        <w:t xml:space="preserve"> counts the lines in the</w:t>
+      </w:r>
+      <w:r>
+        <w:t xml:space="preserve"> </w:t>
+      </w:r>
+      <w:r>
+        <w:rPr>
+          <w:rStyle w:val="codeChar"/>
+        </w:rPr>
+        <w:t>training.txt</w:t>
+      </w:r>
+      <w:r>
+        <w:t xml:space="preserve"> </w:t>
+      </w:r>
+      <w:r>
+        <w:t>file.</w:t>
+      </w:r>
+    </w:p>
+    <w:p>
+      <w:pPr>
+        <w:pStyle w:val="code"/>
+        <w:pBdr>
+          <w:top w:val="single" w:sz="4" w:space="1" w:color="auto"/>
+          <w:left w:val="single" w:sz="4" w:space="4" w:color="auto"/>
+          <w:bottom w:val="single" w:sz="4" w:space="1" w:color="auto"/>
+          <w:right w:val="single" w:sz="4" w:space="4" w:color="auto"/>
+        </w:pBdr>
+      </w:pPr>
+      <w:r>
+        <w:t>file = open('training.txt')</w:t>
+      </w:r>
+    </w:p>
+    <w:p>
+      <w:pPr>
+        <w:pStyle w:val="code"/>
+        <w:pBdr>
+          <w:top w:val="single" w:sz="4" w:space="1" w:color="auto"/>
+          <w:left w:val="single" w:sz="4" w:space="4" w:color="auto"/>
+          <w:bottom w:val="single" w:sz="4" w:space="1" w:color="auto"/>
+          <w:right w:val="single" w:sz="4" w:space="4" w:color="auto"/>
+        </w:pBdr>
+      </w:pPr>
+      <w:r>
+        <w:t>count = 0</w:t>
+      </w:r>
+    </w:p>
+    <w:p>
+      <w:pPr>
+        <w:pStyle w:val="code"/>
+        <w:pBdr>
+          <w:top w:val="single" w:sz="4" w:space="1" w:color="auto"/>
+          <w:left w:val="single" w:sz="4" w:space="4" w:color="auto"/>
+          <w:bottom w:val="single" w:sz="4" w:space="1" w:color="auto"/>
+          <w:right w:val="single" w:sz="4" w:space="4" w:color="auto"/>
+        </w:pBdr>
+      </w:pPr>
+      <w:r>
+        <w:t>line = file.readline()</w:t>
+      </w:r>
+    </w:p>
+    <w:p>
+      <w:pPr>
+        <w:pStyle w:val="code"/>
+        <w:pBdr>
+          <w:top w:val="single" w:sz="4" w:space="1" w:color="auto"/>
+          <w:left w:val="single" w:sz="4" w:space="4" w:color="auto"/>
+          <w:bottom w:val="single" w:sz="4" w:space="1" w:color="auto"/>
+          <w:right w:val="single" w:sz="4" w:space="4" w:color="auto"/>
+        </w:pBdr>
+      </w:pPr>
+      <w:r>
+        <w:t>while line != '':</w:t>
+      </w:r>
+    </w:p>
+    <w:p>
+      <w:pPr>
+        <w:pStyle w:val="code"/>
+        <w:pBdr>
+          <w:top w:val="single" w:sz="4" w:space="1" w:color="auto"/>
+          <w:left w:val="single" w:sz="4" w:space="4" w:color="auto"/>
+          <w:bottom w:val="single" w:sz="4" w:space="1" w:color="auto"/>
+          <w:right w:val="single" w:sz="4" w:space="4" w:color="auto"/>
+        </w:pBdr>
+      </w:pPr>
+      <w:r>
+        <w:t xml:space="preserve">    count = count + 1</w:t>
+      </w:r>
+    </w:p>
+    <w:p>
+      <w:pPr>
+        <w:pStyle w:val="code"/>
+        <w:pBdr>
+          <w:top w:val="single" w:sz="4" w:space="1" w:color="auto"/>
+          <w:left w:val="single" w:sz="4" w:space="4" w:color="auto"/>
+          <w:bottom w:val="single" w:sz="4" w:space="1" w:color="auto"/>
+          <w:right w:val="single" w:sz="4" w:space="4" w:color="auto"/>
+        </w:pBdr>
+      </w:pPr>
+      <w:r>
+        <w:t xml:space="preserve">    line = file.readline()</w:t>
+      </w:r>
+    </w:p>
+    <w:p>
+      <w:pPr>
+        <w:pStyle w:val="code"/>
+        <w:pBdr>
+          <w:top w:val="single" w:sz="4" w:space="1" w:color="auto"/>
+          <w:left w:val="single" w:sz="4" w:space="4" w:color="auto"/>
+          <w:bottom w:val="single" w:sz="4" w:space="1" w:color="auto"/>
+          <w:right w:val="single" w:sz="4" w:space="4" w:color="auto"/>
+        </w:pBdr>
+      </w:pPr>
+      <w:r>
+        <w:t>file.close()</w:t>
+      </w:r>
+    </w:p>
+    <w:p>
+      <w:pPr>
+        <w:pStyle w:val="code"/>
+        <w:pBdr>
+          <w:top w:val="single" w:sz="4" w:space="1" w:color="auto"/>
+          <w:left w:val="single" w:sz="4" w:space="4" w:color="auto"/>
+          <w:bottom w:val="single" w:sz="4" w:space="1" w:color="auto"/>
+          <w:right w:val="single" w:sz="4" w:space="4" w:color="auto"/>
+        </w:pBdr>
+      </w:pPr>
+      <w:r>
+        <w:t>print('training.txt has ' + str(count) + ' lines.')</w:t>
+      </w:r>
+    </w:p>
+    <w:p>
+      <w:pPr>
+        <w:rPr>
+          <w:b/>
+          <w:bCs/>
+        </w:rPr>
+      </w:pPr>
+    </w:p>
+    <w:p>
+      <w:r>
+        <w:rPr>
+          <w:b/>
+          <w:bCs/>
+        </w:rPr>
+        <w:t>Qu 2.</w:t>
+      </w:r>
+      <w:r>
+        <w:t xml:space="preserve"> Encapsulate and generalize th</w:t>
+      </w:r>
+      <w:r>
+        <w:t>e</w:t>
+      </w:r>
+      <w:r>
+        <w:t xml:space="preserve"> code </w:t>
+      </w:r>
+      <w:r>
+        <w:t xml:space="preserve">above </w:t>
+      </w:r>
+      <w:r>
+        <w:t xml:space="preserve">by </w:t>
+      </w:r>
+      <w:r>
+        <w:t>extracting it into</w:t>
+      </w:r>
+      <w:r>
+        <w:t xml:space="preserve"> a function with the signature </w:t>
+      </w:r>
+      <w:r>
+        <w:rPr>
+          <w:rStyle w:val="codeChar"/>
+        </w:rPr>
+        <w:t>count_lines(filename)</w:t>
+      </w:r>
+      <w:r>
+        <w:t xml:space="preserve">. This function should print the number of lines in the file named by the string parameter </w:t>
+      </w:r>
+      <w:r>
+        <w:rPr>
+          <w:rStyle w:val="codeChar"/>
+        </w:rPr>
+        <w:t>filename</w:t>
+      </w:r>
+      <w:r>
+        <w:t>.</w:t>
+      </w:r>
+    </w:p>
+    <w:p>
+      <w:pPr>
+        <w:rPr>
+          <w:b/>
+          <w:bCs/>
+        </w:rPr>
+      </w:pPr>
+    </w:p>
+    <w:p>
+      <w:r>
+        <w:rPr>
+          <w:b/>
+          <w:bCs/>
+        </w:rPr>
+        <w:t>Qu 3.</w:t>
+      </w:r>
+      <w:r>
+        <w:t xml:space="preserve"> (Answer </w:t>
+      </w:r>
+      <w:r>
+        <w:t>in</w:t>
+      </w:r>
+      <w:r>
+        <w:t xml:space="preserve"> responses document.) Use the function you wrote in the previous question to determine the number of lines in </w:t>
+      </w:r>
+      <w:r>
+        <w:rPr>
+          <w:rStyle w:val="codeChar"/>
+        </w:rPr>
+        <w:t>training.txt</w:t>
+      </w:r>
+      <w:r>
+        <w:t xml:space="preserve">, </w:t>
+      </w:r>
+      <w:r>
+        <w:rPr>
+          <w:rStyle w:val="codeChar"/>
+        </w:rPr>
+        <w:t>toy.txt</w:t>
+      </w:r>
+      <w:r>
+        <w:t>, and</w:t>
+      </w:r>
+      <w:r>
+        <w:t xml:space="preserve"> </w:t>
+      </w:r>
+      <w:r>
+        <w:rPr>
+          <w:rStyle w:val="codeChar"/>
+        </w:rPr>
+        <w:t>validation.txt</w:t>
+      </w:r>
+      <w:r>
+        <w:t>. Record the results as your answer to this question.</w:t>
+      </w:r>
+    </w:p>
+    <w:p>
+      <w:r>
+        <w:rPr>
+          <w:b/>
+          <w:bCs/>
+        </w:rPr>
+        <w:lastRenderedPageBreak/>
+        <w:t>Qu 4.</w:t>
+      </w:r>
+      <w:r>
+        <w:t xml:space="preserve"> Write a function with the signature </w:t>
+      </w:r>
+      <w:r>
+        <w:rPr>
+          <w:rStyle w:val="codeChar"/>
+        </w:rPr>
+        <w:t>get_rating(line)</w:t>
+      </w:r>
+      <w:r>
+        <w:t xml:space="preserve">. This function should accept a single string parameter </w:t>
+      </w:r>
+      <w:r>
+        <w:rPr>
+          <w:rStyle w:val="codeChar"/>
+        </w:rPr>
+        <w:t>line</w:t>
+      </w:r>
+      <w:r>
+        <w:t xml:space="preserve">, representing one line of text from the </w:t>
+      </w:r>
+      <w:r>
+        <w:t>dataset</w:t>
+      </w:r>
+      <w:r>
+        <w:t xml:space="preserve">. It returns an integer, which is the numerical rating given at the start of the line. For example, when </w:t>
+      </w:r>
+      <w:r>
+        <w:rPr>
+          <w:rStyle w:val="codeChar"/>
+        </w:rPr>
+        <w:t>line</w:t>
+      </w:r>
+      <w:r>
+        <w:t xml:space="preserve"> is the second line of </w:t>
+      </w:r>
+      <w:r>
+        <w:rPr>
+          <w:rStyle w:val="codeChar"/>
+        </w:rPr>
+        <w:t>training.txt</w:t>
+      </w:r>
+      <w:r>
+        <w:t xml:space="preserve"> </w:t>
+      </w:r>
+      <w:r>
+        <w:t xml:space="preserve">as shown above, the function returns the integer </w:t>
+      </w:r>
+      <w:r>
+        <w:rPr>
+          <w:rStyle w:val="codeChar"/>
+        </w:rPr>
+        <w:t>4</w:t>
+      </w:r>
+      <w:r>
+        <w:t>. Hint: use string indexing.</w:t>
+      </w:r>
+    </w:p>
+    <w:p>
+      <w:r>
+        <w:t>The following test</w:t>
+      </w:r>
+      <w:r>
+        <w:t xml:space="preserve"> function</w:t>
+      </w:r>
+      <w:r>
+        <w:t xml:space="preserve"> can be used to test the correctness of your function.</w:t>
+      </w:r>
+    </w:p>
+    <w:p>
+      <w:pPr>
+        <w:pStyle w:val="code"/>
+        <w:pBdr>
+          <w:top w:val="single" w:sz="4" w:space="1" w:color="auto"/>
+          <w:left w:val="single" w:sz="4" w:space="4" w:color="auto"/>
+          <w:bottom w:val="single" w:sz="4" w:space="1" w:color="auto"/>
+          <w:right w:val="single" w:sz="4" w:space="4" w:color="auto"/>
+        </w:pBdr>
+      </w:pPr>
+      <w:r>
+        <w:t>def test_get_rating():</w:t>
+      </w:r>
+    </w:p>
+    <w:p>
+      <w:pPr>
+        <w:pStyle w:val="code"/>
+        <w:pBdr>
+          <w:top w:val="single" w:sz="4" w:space="1" w:color="auto"/>
+          <w:left w:val="single" w:sz="4" w:space="4" w:color="auto"/>
+          <w:bottom w:val="single" w:sz="4" w:space="1" w:color="auto"/>
+          <w:right w:val="single" w:sz="4" w:space="4" w:color="auto"/>
+        </w:pBdr>
+      </w:pPr>
+      <w:r>
+        <w:t xml:space="preserve">    assert get_rating('4 I laughed, I cried, it was better than cats.') == 4</w:t>
+      </w:r>
+    </w:p>
+    <w:p>
+      <w:pPr>
+        <w:pStyle w:val="code"/>
+        <w:pBdr>
+          <w:top w:val="single" w:sz="4" w:space="1" w:color="auto"/>
+          <w:left w:val="single" w:sz="4" w:space="4" w:color="auto"/>
+          <w:bottom w:val="single" w:sz="4" w:space="1" w:color="auto"/>
+          <w:right w:val="single" w:sz="4" w:space="4" w:color="auto"/>
+        </w:pBdr>
+      </w:pPr>
+      <w:r>
+        <w:t xml:space="preserve">    assert get_rating('0 Two thumbs down.') == 0</w:t>
+      </w:r>
+    </w:p>
+    <w:p>
+      <w:pPr>
+        <w:pStyle w:val="code"/>
+        <w:pBdr>
+          <w:top w:val="single" w:sz="4" w:space="1" w:color="auto"/>
+          <w:left w:val="single" w:sz="4" w:space="4" w:color="auto"/>
+          <w:bottom w:val="single" w:sz="4" w:space="1" w:color="auto"/>
+          <w:right w:val="single" w:sz="4" w:space="4" w:color="auto"/>
+        </w:pBdr>
+      </w:pPr>
+      <w:r>
+        <w:t xml:space="preserve">    print('get_rating </w:t>
+      </w:r>
+      <w:r>
+        <w:t>succeeded</w:t>
+      </w:r>
+      <w:r>
+        <w:t>')</w:t>
+      </w:r>
+    </w:p>
+    <w:p>
+      <w:pPr>
+        <w:rPr>
+          <w:b/>
+          <w:bCs/>
+        </w:rPr>
+      </w:pPr>
+    </w:p>
+    <w:p>
+      <w:r>
+        <w:rPr>
+          <w:b/>
+          <w:bCs/>
+        </w:rPr>
+        <w:t>Qu 5.</w:t>
+      </w:r>
+      <w:r>
+        <w:t xml:space="preserve"> Write a function with the signature </w:t>
+      </w:r>
+      <w:r>
+        <w:rPr>
+          <w:rStyle w:val="codeChar"/>
+        </w:rPr>
+        <w:t>get_r</w:t>
+      </w:r>
+      <w:r>
+        <w:rPr>
+          <w:rStyle w:val="codeChar"/>
+        </w:rPr>
+        <w:t>eview</w:t>
+      </w:r>
+      <w:r>
+        <w:rPr>
+          <w:rStyle w:val="codeChar"/>
+        </w:rPr>
+        <w:t>(line)</w:t>
+      </w:r>
+      <w:r>
+        <w:t xml:space="preserve">. This function should accept a single string parameter </w:t>
+      </w:r>
+      <w:r>
+        <w:rPr>
+          <w:rStyle w:val="codeChar"/>
+        </w:rPr>
+        <w:t>line</w:t>
+      </w:r>
+      <w:r>
+        <w:t xml:space="preserve">, representing one line of text from the </w:t>
+      </w:r>
+      <w:r>
+        <w:t>dataset</w:t>
+      </w:r>
+      <w:r>
+        <w:t xml:space="preserve">. It returns a string, which is text of the review, excluding the initial numerical rating and space character. For example, when </w:t>
+      </w:r>
+      <w:r>
+        <w:rPr>
+          <w:rStyle w:val="codeChar"/>
+        </w:rPr>
+        <w:t>line</w:t>
+      </w:r>
+      <w:r>
+        <w:t xml:space="preserve"> is </w:t>
+      </w:r>
+    </w:p>
+    <w:p>
+      <w:pPr>
+        <w:pStyle w:val="code"/>
+        <w:jc w:val="center"/>
+      </w:pPr>
+      <w:r>
+        <w:t>4 This quiet, introspective and entertaining independent is worth seeking</w:t>
+      </w:r>
+      <w:r>
+        <w:t>.</w:t>
+      </w:r>
+    </w:p>
+    <w:p>
+      <w:r>
+        <w:t xml:space="preserve">the function returns </w:t>
+      </w:r>
+      <w:r>
+        <w:rPr>
+          <w:rStyle w:val="codeChar"/>
+        </w:rPr>
+        <w:t>'This quiet, introspective and entertaining independent is worth seeking.'</w:t>
+      </w:r>
+      <w:r>
+        <w:t>. Hint: use string slicing.</w:t>
+      </w:r>
+    </w:p>
+    <w:p/>
+    <w:p>
+      <w:r>
+        <w:rPr>
+          <w:b/>
+          <w:bCs/>
+        </w:rPr>
         <w:t>Qu 6.</w:t>
       </w:r>
       <w:r>
@@ -1161,6 +1278,7 @@
     </w:p>
     <w:p>
       <w:r>
+        <w:lastRenderedPageBreak/>
         <w:t xml:space="preserve">Cleaning text often involves the removal of </w:t>
       </w:r>
       <w:r>
@@ -1390,7 +1508,21 @@
           <w:sz w:val="16"/>
           <w:szCs w:val="16"/>
         </w:rPr>
-        <w:t xml:space="preserve">    print('clean_review passed tests') </w:t>
+        <w:t xml:space="preserve">    print('clean_review </w:t>
+      </w:r>
+      <w:r>
+        <w:rPr>
+          <w:sz w:val="16"/>
+          <w:szCs w:val="16"/>
+        </w:rPr>
+        <w:t>succeeded</w:t>
+      </w:r>
+      <w:r>
+        <w:rPr>
+          <w:sz w:val="16"/>
+          <w:szCs w:val="16"/>
+        </w:rPr>
+        <w:t xml:space="preserve">') </w:t>
       </w:r>
     </w:p>
     <w:p>
@@ -1618,7 +1750,21 @@
           <w:sz w:val="18"/>
           <w:szCs w:val="18"/>
         </w:rPr>
-        <w:t xml:space="preserve">    print('test_average_rating_v1 passed tests')</w:t>
+        <w:t xml:space="preserve">    print('test_average_rating_v1 </w:t>
+      </w:r>
+      <w:r>
+        <w:rPr>
+          <w:sz w:val="18"/>
+          <w:szCs w:val="18"/>
+        </w:rPr>
+        <w:t>succeeded</w:t>
+      </w:r>
+      <w:r>
+        <w:rPr>
+          <w:sz w:val="18"/>
+          <w:szCs w:val="18"/>
+        </w:rPr>
+        <w:t>')</w:t>
       </w:r>
     </w:p>
     <w:p/>
@@ -1700,7 +1846,11 @@
         <w:t xml:space="preserve"> </w:t>
       </w:r>
       <w:r>
-        <w:t xml:space="preserve">is actually used four times in this file, but it occurs twice in one of the reviews. Therefore, there are only three reviews containing the word </w:t>
+        <w:t xml:space="preserve">is actually used four </w:t>
+      </w:r>
+      <w:r>
+        <w:lastRenderedPageBreak/>
+        <w:t xml:space="preserve">times in this file, but it occurs twice in one of the reviews. Therefore, there are only three reviews containing the word </w:t>
       </w:r>
       <w:r>
         <w:rPr>
@@ -1807,7 +1957,13 @@
         </w:pBdr>
       </w:pPr>
       <w:r>
-        <w:t xml:space="preserve">    print('count_occurrences passed tests')</w:t>
+        <w:t xml:space="preserve">    print('count_occurrences </w:t>
+      </w:r>
+      <w:r>
+        <w:t>succeeded</w:t>
+      </w:r>
+      <w:r>
+        <w:t>')</w:t>
       </w:r>
     </w:p>
     <w:p/>
@@ -1992,7 +2148,21 @@
           <w:sz w:val="18"/>
           <w:szCs w:val="18"/>
         </w:rPr>
-        <w:t xml:space="preserve">    print('test_average_rating_v2 passed tests')</w:t>
+        <w:t xml:space="preserve">    print('test_average_rating_v2 </w:t>
+      </w:r>
+      <w:r>
+        <w:rPr>
+          <w:sz w:val="18"/>
+          <w:szCs w:val="18"/>
+        </w:rPr>
+        <w:t>succeeded</w:t>
+      </w:r>
+      <w:r>
+        <w:rPr>
+          <w:sz w:val="18"/>
+          <w:szCs w:val="18"/>
+        </w:rPr>
+        <w:t>')</w:t>
       </w:r>
     </w:p>
     <w:p/>
@@ -2172,7 +2342,13 @@
         </w:pBdr>
       </w:pPr>
       <w:r>
-        <w:t xml:space="preserve">    print('test_average_rating passed tests')</w:t>
+        <w:t xml:space="preserve">    print('test_average_rating </w:t>
+      </w:r>
+      <w:r>
+        <w:t>succeeded</w:t>
+      </w:r>
+      <w:r>
+        <w:t>')</w:t>
       </w:r>
     </w:p>
     <w:p>
@@ -2196,6 +2372,7 @@
           <w:b/>
           <w:bCs/>
         </w:rPr>
+        <w:lastRenderedPageBreak/>
         <w:t>Qu 1</w:t>
       </w:r>
       <w:r>
@@ -4303,7 +4480,6 @@
   <w:style w:type="character" w:default="1" w:styleId="DefaultParagraphFont">
     <w:name w:val="Default Paragraph Font"/>
     <w:uiPriority w:val="1"/>
-    <w:semiHidden/>
     <w:unhideWhenUsed/>
   </w:style>
   <w:style w:type="table" w:default="1" w:styleId="TableNormal">
